--- a/DOC/GW/Wittelb WIN-CN-RS485-WIFI-MQTT-Datasheet.docx
+++ b/DOC/GW/Wittelb WIN-CN-RS485-WIFI-MQTT-Datasheet.docx
@@ -4964,6 +4964,12 @@
       <w:footerReference w:type="default" r:id="rId19"/>
       <w:pgSz w:w="11900" w:h="16840"/>
       <w:pgMar w:top="1440" w:right="1440" w:bottom="1440" w:left="1440" w:header="709" w:footer="709" w:gutter="0"/>
+      <w:pgBorders w:offsetFrom="page">
+        <w:top w:val="single" w:sz="4" w:space="24" w:color="auto"/>
+        <w:left w:val="single" w:sz="4" w:space="24" w:color="auto"/>
+        <w:bottom w:val="single" w:sz="4" w:space="24" w:color="auto"/>
+        <w:right w:val="single" w:sz="4" w:space="24" w:color="auto"/>
+      </w:pgBorders>
       <w:pgNumType w:start="1"/>
       <w:cols w:space="720"/>
     </w:sectPr>
@@ -5036,6 +5042,7 @@
               <w:rFonts w:asciiTheme="minorHAnsi" w:hAnsiTheme="minorHAnsi" w:cstheme="minorHAnsi"/>
               <w:sz w:val="20"/>
               <w:szCs w:val="20"/>
+              <w:lang w:val="en-IN"/>
             </w:rPr>
           </w:pPr>
           <w:r>
@@ -5046,6 +5053,7 @@
               <w:color w:val="FFFFFF"/>
               <w:sz w:val="20"/>
               <w:szCs w:val="20"/>
+              <w:lang w:val="en-IN"/>
             </w:rPr>
             <w:t>WIN</w:t>
           </w:r>
@@ -5057,6 +5065,7 @@
               <w:color w:val="FFFFFF"/>
               <w:sz w:val="20"/>
               <w:szCs w:val="20"/>
+              <w:lang w:val="en-IN"/>
             </w:rPr>
             <w:t>–</w:t>
           </w:r>
@@ -5068,6 +5077,7 @@
               <w:color w:val="FFFFFF"/>
               <w:sz w:val="20"/>
               <w:szCs w:val="20"/>
+              <w:lang w:val="en-IN"/>
             </w:rPr>
             <w:t>CN</w:t>
           </w:r>
@@ -5079,6 +5089,7 @@
               <w:color w:val="FFFFFF"/>
               <w:sz w:val="20"/>
               <w:szCs w:val="20"/>
+              <w:lang w:val="en-IN"/>
             </w:rPr>
             <w:t>–RS</w:t>
           </w:r>
@@ -5090,6 +5101,7 @@
               <w:color w:val="FFFFFF"/>
               <w:sz w:val="20"/>
               <w:szCs w:val="20"/>
+              <w:lang w:val="en-IN"/>
             </w:rPr>
             <w:t>485</w:t>
           </w:r>
@@ -5101,6 +5113,31 @@
               <w:color w:val="FFFFFF"/>
               <w:sz w:val="20"/>
               <w:szCs w:val="20"/>
+              <w:lang w:val="en-IN"/>
+            </w:rPr>
+            <w:t>-W</w:t>
+          </w:r>
+          <w:r>
+            <w:rPr>
+              <w:rFonts w:asciiTheme="minorHAnsi" w:eastAsia="Arial" w:hAnsiTheme="minorHAnsi" w:cstheme="minorHAnsi"/>
+              <w:b/>
+              <w:smallCaps/>
+              <w:color w:val="FFFFFF"/>
+              <w:sz w:val="20"/>
+              <w:szCs w:val="20"/>
+              <w:lang w:val="en-IN"/>
+            </w:rPr>
+            <w:t>IFI</w:t>
+          </w:r>
+          <w:r>
+            <w:rPr>
+              <w:rFonts w:asciiTheme="minorHAnsi" w:eastAsia="Arial" w:hAnsiTheme="minorHAnsi" w:cstheme="minorHAnsi"/>
+              <w:b/>
+              <w:smallCaps/>
+              <w:color w:val="FFFFFF"/>
+              <w:sz w:val="20"/>
+              <w:szCs w:val="20"/>
+              <w:lang w:val="en-IN"/>
             </w:rPr>
             <w:t>–</w:t>
           </w:r>
@@ -5112,8 +5149,9 @@
               <w:color w:val="FFFFFF"/>
               <w:sz w:val="20"/>
               <w:szCs w:val="20"/>
+              <w:lang w:val="en-IN"/>
             </w:rPr>
-            <w:t>MQTT</w:t>
+            <w:t>MQT</w:t>
           </w:r>
           <w:r>
             <w:rPr>
@@ -5123,8 +5161,9 @@
               <w:color w:val="FFFFFF"/>
               <w:sz w:val="20"/>
               <w:szCs w:val="20"/>
+              <w:lang w:val="en-IN"/>
             </w:rPr>
-            <w:t>-TCP</w:t>
+            <w:t>T</w:t>
           </w:r>
           <w:r>
             <w:rPr>
@@ -5134,6 +5173,7 @@
               <w:color w:val="FFFFFF"/>
               <w:sz w:val="20"/>
               <w:szCs w:val="20"/>
+              <w:lang w:val="en-IN"/>
             </w:rPr>
             <w:t xml:space="preserve">                                                                                                                                                              </w:t>
           </w:r>
@@ -5175,6 +5215,7 @@
               <w:color w:val="FFFFFF"/>
               <w:sz w:val="20"/>
               <w:szCs w:val="20"/>
+              <w:lang w:val="en-IN"/>
             </w:rPr>
             <w:t xml:space="preserve">               </w:t>
           </w:r>
@@ -5306,13 +5347,13 @@
         <w:lang w:val="en-IN" w:eastAsia="en-IN"/>
       </w:rPr>
       <w:drawing>
-        <wp:anchor distT="0" distB="0" distL="114300" distR="114300" simplePos="0" relativeHeight="251659264" behindDoc="0" locked="0" layoutInCell="1" hidden="0" allowOverlap="1" wp14:anchorId="3378DE15" wp14:editId="3378DE16">
+        <wp:anchor distT="0" distB="0" distL="114300" distR="114300" simplePos="0" relativeHeight="251659264" behindDoc="0" locked="0" layoutInCell="1" hidden="0" allowOverlap="1" wp14:anchorId="3378DE15" wp14:editId="700534C7">
           <wp:simplePos x="0" y="0"/>
           <wp:positionH relativeFrom="column">
-            <wp:posOffset>-781050</wp:posOffset>
+            <wp:posOffset>-466725</wp:posOffset>
           </wp:positionH>
           <wp:positionV relativeFrom="paragraph">
-            <wp:posOffset>-135255</wp:posOffset>
+            <wp:posOffset>-87630</wp:posOffset>
           </wp:positionV>
           <wp:extent cx="1068070" cy="492760"/>
           <wp:effectExtent l="0" t="0" r="0" b="2540"/>
